--- a/下发门店详情产品说明.docx
+++ b/下发门店详情产品说明.docx
@@ -383,7 +383,7 @@
               <w:rPr>
                 <w:rFonts w:hint="eastAsia"/>
               </w:rPr>
-              <w:t xml:space="preserve">，并在规则允许时进行</w:t>
+              <w:t xml:space="preserve">，并进行</w:t>
             </w:r>
             <w:r>
               <w:rPr>
@@ -391,31 +391,27 @@
                 <w:b/>
                 <w:bCs/>
               </w:rPr>
-              <w:t xml:space="preserve">单店运营操作</w:t>
-            </w:r>
-            <w:r>
-              <w:rPr>
-                <w:rFonts w:hint="eastAsia"/>
-              </w:rPr>
-              <w:t xml:space="preserve">（下架</w:t>
-            </w:r>
-            <w:r>
-              <w:t xml:space="preserve"> / </w:t>
-            </w:r>
-            <w:r>
-              <w:rPr>
-                <w:rFonts w:hint="eastAsia"/>
-              </w:rPr>
-              <w:t xml:space="preserve">重新上架</w:t>
-            </w:r>
-            <w:r>
-              <w:t xml:space="preserve"> / </w:t>
-            </w:r>
-            <w:r>
-              <w:rPr>
-                <w:rFonts w:hint="eastAsia"/>
-              </w:rPr>
-              <w:t xml:space="preserve">从记录中移除）。</w:t>
+              <w:t xml:space="preserve">按渠道的上下架</w:t>
+            </w:r>
+            <w:r>
+              <w:rPr>
+                <w:rFonts w:hint="eastAsia"/>
+              </w:rPr>
+              <w:t xml:space="preserve">及</w:t>
+            </w:r>
+            <w:r>
+              <w:rPr>
+                <w:rFonts w:hint="eastAsia"/>
+                <w:b/>
+                <w:bCs/>
+              </w:rPr>
+              <w:t xml:space="preserve">删除门店</w:t>
+            </w:r>
+            <w:r>
+              <w:rPr>
+                <w:rFonts w:hint="eastAsia"/>
+              </w:rPr>
+              <w:t xml:space="preserve">（与渠道上下架状态无关）。</w:t>
             </w:r>
           </w:p>
         </w:tc>
@@ -485,7 +481,10 @@
               <w:rPr>
                 <w:rFonts w:hint="eastAsia"/>
               </w:rPr>
-              <w:t xml:space="preserve">MID；</w:t>
+              <w:t xml:space="preserve">MID。列表页</w:t>
+            </w:r>
+            <w:r>
+              <w:t xml:space="preserve"> </w:t>
             </w:r>
             <w:r>
               <w:rPr>
@@ -493,31 +492,16 @@
                 <w:b/>
                 <w:bCs/>
               </w:rPr>
-              <w:t xml:space="preserve">不根据</w:t>
-            </w:r>
-            <w:r>
-              <w:rPr>
-                <w:rFonts w:hint="eastAsia"/>
-              </w:rPr>
-              <w:t xml:space="preserve">门店上下架状态重算主题级「下发状态」文案（主题级仍以门店</w:t>
-            </w:r>
-            <w:r>
-              <w:t xml:space="preserve"> </w:t>
-            </w:r>
-            <w:r>
-              <w:rPr>
-                <w:rStyle w:val="VerbatimChar"/>
-              </w:rPr>
-              <w:t xml:space="preserve">status</w:t>
-            </w:r>
-            <w:r>
-              <w:t xml:space="preserve"> </w:t>
-            </w:r>
-            <w:r>
-              <w:rPr>
-                <w:rFonts w:hint="eastAsia"/>
-              </w:rPr>
-              <w:t xml:space="preserve">聚合为准）。</w:t>
+              <w:t xml:space="preserve">不展示</w:t>
+            </w:r>
+            <w:r>
+              <w:t xml:space="preserve"> </w:t>
+            </w:r>
+            <w:r>
+              <w:rPr>
+                <w:rFonts w:hint="eastAsia"/>
+              </w:rPr>
+              <w:t xml:space="preserve">主题级「下发状态」聚合。</w:t>
             </w:r>
           </w:p>
         </w:tc>
@@ -558,7 +542,7 @@
               <w:rPr>
                 <w:rFonts w:hint="eastAsia"/>
               </w:rPr>
-              <w:t xml:space="preserve">配置人员：核对下发结果、处理失败重试、按店控制展示在架与记录清理。</w:t>
+              <w:t xml:space="preserve">配置人员：核对下发结果、处理失败重试、按渠道控制已上架/已下架与记录清理。</w:t>
             </w:r>
           </w:p>
         </w:tc>
@@ -828,7 +812,7 @@
               <w:rPr>
                 <w:rFonts w:hint="eastAsia"/>
               </w:rPr>
-              <w:t xml:space="preserve">，重置筛选项（下发状态</w:t>
+              <w:t xml:space="preserve">，重置筛选项（门店状态</w:t>
             </w:r>
             <w:r>
               <w:t xml:space="preserve"> = </w:t>
@@ -1535,7 +1519,7 @@
         <w:rPr>
           <w:rFonts w:hint="eastAsia"/>
         </w:rPr>
-        <w:t xml:space="preserve">点击后使用浏览器</w:t>
+        <w:t xml:space="preserve">点击后打开</w:t>
       </w:r>
       <w:r>
         <w:t xml:space="preserve"> </w:t>
@@ -1546,7 +1530,7 @@
           <w:b/>
           <w:bCs/>
         </w:rPr>
-        <w:t xml:space="preserve">confirm</w:t>
+        <w:t xml:space="preserve">#retryFailedConfirmModal</w:t>
       </w:r>
       <w:r>
         <w:t xml:space="preserve"> </w:t>
@@ -1555,7 +1539,16 @@
         <w:rPr>
           <w:rFonts w:hint="eastAsia"/>
         </w:rPr>
-        <w:t xml:space="preserve">二次确认，确认后执行重试逻辑（见</w:t>
+        <w:t xml:space="preserve">二次确认（取消</w:t>
+      </w:r>
+      <w:r>
+        <w:t xml:space="preserve"> / </w:t>
+      </w:r>
+      <w:r>
+        <w:rPr>
+          <w:rFonts w:hint="eastAsia"/>
+        </w:rPr>
+        <w:t xml:space="preserve">确定），确定后执行重试逻辑（见</w:t>
       </w:r>
       <w:r>
         <w:t xml:space="preserve"> </w:t>
@@ -1640,7 +1633,7 @@
                 <w:b/>
                 <w:bCs/>
               </w:rPr>
-              <w:t xml:space="preserve">下发状态</w:t>
+              <w:t xml:space="preserve">门店状态</w:t>
             </w:r>
             <w:r>
               <w:t xml:space="preserve"> </w:t>
@@ -1895,7 +1888,7 @@
               <w:rPr>
                 <w:rFonts w:hint="eastAsia"/>
               </w:rPr>
-              <w:t xml:space="preserve">固定提示：</w:t>
+              <w:t xml:space="preserve">固定提示：下发</w:t>
             </w:r>
             <w:r>
               <w:rPr>
@@ -1903,13 +1896,13 @@
                 <w:b/>
                 <w:bCs/>
               </w:rPr>
-              <w:t xml:space="preserve">成功门店</w:t>
-            </w:r>
-            <w:r>
-              <w:rPr>
-                <w:rFonts w:hint="eastAsia"/>
-              </w:rPr>
-              <w:t xml:space="preserve">支持单个下架/重新上架；</w:t>
+              <w:t xml:space="preserve">成功</w:t>
+            </w:r>
+            <w:r>
+              <w:rPr>
+                <w:rFonts w:hint="eastAsia"/>
+              </w:rPr>
+              <w:t xml:space="preserve">的渠道可</w:t>
             </w:r>
             <w:r>
               <w:rPr>
@@ -1917,13 +1910,27 @@
                 <w:b/>
                 <w:bCs/>
               </w:rPr>
-              <w:t xml:space="preserve">下架后</w:t>
-            </w:r>
-            <w:r>
-              <w:rPr>
-                <w:rFonts w:hint="eastAsia"/>
-              </w:rPr>
-              <w:t xml:space="preserve">可从记录中删除；</w:t>
+              <w:t xml:space="preserve">按渠道</w:t>
+            </w:r>
+            <w:r>
+              <w:rPr>
+                <w:rFonts w:hint="eastAsia"/>
+              </w:rPr>
+              <w:t xml:space="preserve">下架/重新上架；每家门店均可</w:t>
+            </w:r>
+            <w:r>
+              <w:rPr>
+                <w:rFonts w:hint="eastAsia"/>
+                <w:b/>
+                <w:bCs/>
+              </w:rPr>
+              <w:t xml:space="preserve">删除门店</w:t>
+            </w:r>
+            <w:r>
+              <w:rPr>
+                <w:rFonts w:hint="eastAsia"/>
+              </w:rPr>
+              <w:t xml:space="preserve">；</w:t>
             </w:r>
             <w:r>
               <w:rPr>
@@ -2043,25 +2050,7 @@
               <w:rPr>
                 <w:rFonts w:hint="eastAsia"/>
               </w:rPr>
-              <w:t xml:space="preserve">、若门店</w:t>
-            </w:r>
-            <w:r>
-              <w:t xml:space="preserve"> </w:t>
-            </w:r>
-            <w:r>
-              <w:rPr>
-                <w:rStyle w:val="VerbatimChar"/>
-              </w:rPr>
-              <w:t xml:space="preserve">status === 'success'</w:t>
-            </w:r>
-            <w:r>
-              <w:t xml:space="preserve"> </w:t>
-            </w:r>
-            <w:r>
-              <w:rPr>
-                <w:rFonts w:hint="eastAsia"/>
-              </w:rPr>
-              <w:t xml:space="preserve">且有</w:t>
+              <w:t xml:space="preserve">；成功且有</w:t>
             </w:r>
             <w:r>
               <w:t xml:space="preserve"> </w:t>
@@ -2079,16 +2068,61 @@
               <w:rPr>
                 <w:rFonts w:hint="eastAsia"/>
               </w:rPr>
-              <w:t xml:space="preserve">则展示「下发成功:</w:t>
-            </w:r>
-            <w:r>
-              <w:t xml:space="preserve"> </w:t>
-            </w:r>
-            <w:r>
-              <w:rPr>
-                <w:rFonts w:hint="eastAsia"/>
-              </w:rPr>
-              <w:t xml:space="preserve">&lt;时间&gt;」</w:t>
+              <w:t xml:space="preserve">时展示「下发成功:</w:t>
+            </w:r>
+            <w:r>
+              <w:t xml:space="preserve"> </w:t>
+            </w:r>
+            <w:r>
+              <w:rPr>
+                <w:rFonts w:hint="eastAsia"/>
+              </w:rPr>
+              <w:t xml:space="preserve">&lt;时间&gt;」；失败且有</w:t>
+            </w:r>
+            <w:r>
+              <w:t xml:space="preserve"> </w:t>
+            </w:r>
+            <w:r>
+              <w:rPr>
+                <w:rStyle w:val="VerbatimChar"/>
+              </w:rPr>
+              <w:t xml:space="preserve">failedTime</w:t>
+            </w:r>
+            <w:r>
+              <w:t xml:space="preserve"> </w:t>
+            </w:r>
+            <w:r>
+              <w:rPr>
+                <w:rFonts w:hint="eastAsia"/>
+              </w:rPr>
+              <w:t xml:space="preserve">时展示「下发失败:</w:t>
+            </w:r>
+            <w:r>
+              <w:t xml:space="preserve"> </w:t>
+            </w:r>
+            <w:r>
+              <w:rPr>
+                <w:rFonts w:hint="eastAsia"/>
+              </w:rPr>
+              <w:t xml:space="preserve">&lt;时间&gt;」；失败且无</w:t>
+            </w:r>
+            <w:r>
+              <w:t xml:space="preserve"> </w:t>
+            </w:r>
+            <w:r>
+              <w:rPr>
+                <w:rStyle w:val="VerbatimChar"/>
+              </w:rPr>
+              <w:t xml:space="preserve">failedTime</w:t>
+            </w:r>
+            <w:r>
+              <w:rPr>
+                <w:rFonts w:hint="eastAsia"/>
+              </w:rPr>
+              <w:t xml:space="preserve">（旧数据）时展示「下发失败:</w:t>
+            </w:r>
+            <w:r>
+              <w:t xml:space="preserve"> —」</w:t>
             </w:r>
           </w:p>
         </w:tc>
@@ -2168,7 +2202,7 @@
                 <w:b/>
                 <w:bCs/>
               </w:rPr>
-              <w:t xml:space="preserve">各渠道下发</w:t>
+              <w:t xml:space="preserve">各展示渠道与上下架</w:t>
             </w:r>
           </w:p>
         </w:tc>
@@ -2209,7 +2243,59 @@
               <w:rPr>
                 <w:rFonts w:hint="eastAsia"/>
               </w:rPr>
-              <w:t xml:space="preserve">该渠道状态（成功/下发中/失败等）</w:t>
+              <w:t xml:space="preserve">该渠道同步状态；若该渠道为</w:t>
+            </w:r>
+            <w:r>
+              <w:t xml:space="preserve"> </w:t>
+            </w:r>
+            <w:r>
+              <w:rPr>
+                <w:rFonts w:hint="eastAsia"/>
+                <w:b/>
+                <w:bCs/>
+              </w:rPr>
+              <w:t xml:space="preserve">成功</w:t>
+            </w:r>
+            <w:r>
+              <w:rPr>
+                <w:rFonts w:hint="eastAsia"/>
+              </w:rPr>
+              <w:t xml:space="preserve">，另附已上架/已下架与</w:t>
+            </w:r>
+            <w:r>
+              <w:t xml:space="preserve"> </w:t>
+            </w:r>
+            <w:r>
+              <w:rPr>
+                <w:rFonts w:hint="eastAsia"/>
+                <w:b/>
+                <w:bCs/>
+              </w:rPr>
+              <w:t xml:space="preserve">下架</w:t>
+            </w:r>
+            <w:r>
+              <w:rPr>
+                <w:b/>
+                <w:bCs/>
+              </w:rPr>
+              <w:t xml:space="preserve"> / </w:t>
+            </w:r>
+            <w:r>
+              <w:rPr>
+                <w:rFonts w:hint="eastAsia"/>
+                <w:b/>
+                <w:bCs/>
+              </w:rPr>
+              <w:t xml:space="preserve">重新上架</w:t>
+            </w:r>
+            <w:r>
+              <w:t xml:space="preserve"> </w:t>
+            </w:r>
+            <w:r>
+              <w:rPr>
+                <w:rFonts w:hint="eastAsia"/>
+              </w:rPr>
+              <w:t xml:space="preserve">按钮</w:t>
             </w:r>
           </w:p>
         </w:tc>
@@ -2227,24 +2313,21 @@
                 <w:b/>
                 <w:bCs/>
               </w:rPr>
-              <w:t xml:space="preserve">上下架与删除</w:t>
-            </w:r>
-          </w:p>
-        </w:tc>
-        <w:tc>
-          <w:tcPr/>
-          <w:p>
-            <w:pPr>
-              <w:pStyle w:val="Compact"/>
-            </w:pPr>
-            <w:r>
-              <w:rPr>
-                <w:rFonts w:hint="eastAsia"/>
-              </w:rPr>
-              <w:t xml:space="preserve">仅当</w:t>
-            </w:r>
-            <w:r>
-              <w:t xml:space="preserve"> </w:t>
+              <w:t xml:space="preserve">删除门店</w:t>
+            </w:r>
+          </w:p>
+        </w:tc>
+        <w:tc>
+          <w:tcPr/>
+          <w:p>
+            <w:pPr>
+              <w:pStyle w:val="Compact"/>
+            </w:pPr>
+            <w:r>
+              <w:rPr>
+                <w:rFonts w:hint="eastAsia"/>
+              </w:rPr>
+              <w:t xml:space="preserve">每条门店卡片底部均显示「</w:t>
             </w:r>
             <w:r>
               <w:rPr>
@@ -2252,25 +2335,55 @@
                 <w:b/>
                 <w:bCs/>
               </w:rPr>
-              <w:t xml:space="preserve">门店维度为成功</w:t>
-            </w:r>
-            <w:r>
-              <w:t xml:space="preserve"> </w:t>
-            </w:r>
-            <w:r>
-              <w:rPr>
-                <w:rFonts w:hint="eastAsia"/>
-              </w:rPr>
-              <w:t xml:space="preserve">时渲染（见</w:t>
-            </w:r>
-            <w:r>
-              <w:t xml:space="preserve"> </w:t>
-            </w:r>
-            <w:r>
-              <w:rPr>
-                <w:rFonts w:hint="eastAsia"/>
-              </w:rPr>
-              <w:t xml:space="preserve">§5）</w:t>
+              <w:t xml:space="preserve">删除门店</w:t>
+            </w:r>
+            <w:r>
+              <w:rPr>
+                <w:rFonts w:hint="eastAsia"/>
+              </w:rPr>
+              <w:t xml:space="preserve">」按钮；点击后经二次确认从</w:t>
+            </w:r>
+            <w:r>
+              <w:t xml:space="preserve"> </w:t>
+            </w:r>
+            <w:r>
+              <w:rPr>
+                <w:rStyle w:val="VerbatimChar"/>
+              </w:rPr>
+              <w:t xml:space="preserve">distributedStores</w:t>
+            </w:r>
+            <w:r>
+              <w:t xml:space="preserve"> </w:t>
+            </w:r>
+            <w:r>
+              <w:rPr>
+                <w:rFonts w:hint="eastAsia"/>
+              </w:rPr>
+              <w:t xml:space="preserve">移除该</w:t>
+            </w:r>
+            <w:r>
+              <w:t xml:space="preserve"> </w:t>
+            </w:r>
+            <w:r>
+              <w:rPr>
+                <w:rStyle w:val="VerbatimChar"/>
+              </w:rPr>
+              <w:t xml:space="preserve">mid</w:t>
+            </w:r>
+            <w:r>
+              <w:rPr>
+                <w:rFonts w:hint="eastAsia"/>
+              </w:rPr>
+              <w:t xml:space="preserve">（见</w:t>
+            </w:r>
+            <w:r>
+              <w:t xml:space="preserve"> </w:t>
+            </w:r>
+            <w:r>
+              <w:rPr>
+                <w:rFonts w:hint="eastAsia"/>
+              </w:rPr>
+              <w:t xml:space="preserve">§6）</w:t>
             </w:r>
           </w:p>
         </w:tc>
@@ -2284,7 +2397,7 @@
         <w:rPr>
           <w:rFonts w:hint="eastAsia"/>
         </w:rPr>
-        <w:t xml:space="preserve">无匹配筛选结果时展示空态文案：「无匹配门店，请调整下发状态或</w:t>
+        <w:t xml:space="preserve">无匹配筛选结果时展示空态文案：「无匹配门店，请调整门店状态或</w:t>
       </w:r>
       <w:r>
         <w:t xml:space="preserve"> MID </w:t>
@@ -2637,7 +2750,7 @@
               <w:rPr>
                 <w:rFonts w:hint="eastAsia"/>
               </w:rPr>
-              <w:t xml:space="preserve">门店变为成功时的展示时间（由完成下发或重试成功时写入）</w:t>
+              <w:t xml:space="preserve">门店维度为成功时的展示时间（完成下发或重试成功时写入）</w:t>
             </w:r>
           </w:p>
         </w:tc>
@@ -2653,56 +2766,35 @@
               <w:rPr>
                 <w:rStyle w:val="VerbatimChar"/>
               </w:rPr>
-              <w:t xml:space="preserve">channelStatuses</w:t>
-            </w:r>
-          </w:p>
-        </w:tc>
-        <w:tc>
-          <w:tcPr/>
-          <w:p>
-            <w:pPr>
-              <w:pStyle w:val="Compact"/>
-            </w:pPr>
-            <w:r>
-              <w:rPr>
-                <w:rStyle w:val="VerbatimChar"/>
-              </w:rPr>
-              <w:t xml:space="preserve">{ channel, status }[]</w:t>
-            </w:r>
-            <w:r>
-              <w:rPr>
-                <w:rFonts w:hint="eastAsia"/>
-              </w:rPr>
-              <w:t xml:space="preserve">（可选）</w:t>
-            </w:r>
-          </w:p>
-        </w:tc>
-        <w:tc>
-          <w:tcPr/>
-          <w:p>
-            <w:pPr>
-              <w:pStyle w:val="Compact"/>
-            </w:pPr>
-            <w:r>
-              <w:rPr>
-                <w:rFonts w:hint="eastAsia"/>
-              </w:rPr>
-              <w:t xml:space="preserve">各渠道在该门店上的下发结果；</w:t>
-            </w:r>
-            <w:r>
-              <w:rPr>
-                <w:rStyle w:val="VerbatimChar"/>
-              </w:rPr>
-              <w:t xml:space="preserve">status</w:t>
-            </w:r>
-            <w:r>
-              <w:t xml:space="preserve"> </w:t>
-            </w:r>
-            <w:r>
-              <w:rPr>
-                <w:rFonts w:hint="eastAsia"/>
-              </w:rPr>
-              <w:t xml:space="preserve">取值与门店级类似，用于展示与「渠道级失败」判断</w:t>
+              <w:t xml:space="preserve">failedTime</w:t>
+            </w:r>
+          </w:p>
+        </w:tc>
+        <w:tc>
+          <w:tcPr/>
+          <w:p>
+            <w:pPr>
+              <w:pStyle w:val="Compact"/>
+            </w:pPr>
+            <w:r>
+              <w:rPr>
+                <w:rFonts w:hint="eastAsia"/>
+              </w:rPr>
+              <w:t xml:space="preserve">字符串（可选）</w:t>
+            </w:r>
+          </w:p>
+        </w:tc>
+        <w:tc>
+          <w:tcPr/>
+          <w:p>
+            <w:pPr>
+              <w:pStyle w:val="Compact"/>
+            </w:pPr>
+            <w:r>
+              <w:rPr>
+                <w:rFonts w:hint="eastAsia"/>
+              </w:rPr>
+              <w:t xml:space="preserve">门店维度为失败时的展示时间（完成下发或重试仍为失败时写入；成功后会清除）</w:t>
             </w:r>
           </w:p>
         </w:tc>
@@ -2718,70 +2810,94 @@
               <w:rPr>
                 <w:rStyle w:val="VerbatimChar"/>
               </w:rPr>
-              <w:t xml:space="preserve">shelfStatus</w:t>
-            </w:r>
-          </w:p>
-        </w:tc>
-        <w:tc>
-          <w:tcPr/>
-          <w:p>
-            <w:pPr>
-              <w:pStyle w:val="Compact"/>
-            </w:pPr>
-            <w:r>
-              <w:rPr>
-                <w:rStyle w:val="VerbatimChar"/>
-              </w:rPr>
-              <w:t xml:space="preserve">'off_shelf'</w:t>
-            </w:r>
-            <w:r>
-              <w:t xml:space="preserve"> </w:t>
-            </w:r>
-            <w:r>
-              <w:rPr>
-                <w:rFonts w:hint="eastAsia"/>
-              </w:rPr>
-              <w:t xml:space="preserve">或缺省</w:t>
-            </w:r>
-          </w:p>
-        </w:tc>
-        <w:tc>
-          <w:tcPr/>
-          <w:p>
-            <w:pPr>
-              <w:pStyle w:val="Compact"/>
-            </w:pPr>
-            <w:r>
-              <w:rPr>
-                <w:rFonts w:hint="eastAsia"/>
+              <w:t xml:space="preserve">channelStatuses</w:t>
+            </w:r>
+          </w:p>
+        </w:tc>
+        <w:tc>
+          <w:tcPr/>
+          <w:p>
+            <w:pPr>
+              <w:pStyle w:val="Compact"/>
+            </w:pPr>
+            <w:r>
+              <w:rPr>
+                <w:rStyle w:val="VerbatimChar"/>
+              </w:rPr>
+              <w:t xml:space="preserve">{ channel, status, shelfStatus? }[]</w:t>
+            </w:r>
+            <w:r>
+              <w:rPr>
+                <w:rFonts w:hint="eastAsia"/>
+              </w:rPr>
+              <w:t xml:space="preserve">（可选）</w:t>
+            </w:r>
+          </w:p>
+        </w:tc>
+        <w:tc>
+          <w:tcPr/>
+          <w:p>
+            <w:pPr>
+              <w:pStyle w:val="Compact"/>
+            </w:pPr>
+            <w:r>
+              <w:rPr>
+                <w:rFonts w:hint="eastAsia"/>
+              </w:rPr>
+              <w:t xml:space="preserve">各渠道在该门店上的下发结果；</w:t>
+            </w:r>
+            <w:r>
+              <w:rPr>
+                <w:rStyle w:val="VerbatimChar"/>
+              </w:rPr>
+              <w:t xml:space="preserve">status</w:t>
+            </w:r>
+            <w:r>
+              <w:t xml:space="preserve"> </w:t>
+            </w:r>
+            <w:r>
+              <w:rPr>
+                <w:rFonts w:hint="eastAsia"/>
+              </w:rPr>
+              <w:t xml:space="preserve">取值与门店级类似。对</w:t>
+            </w:r>
+            <w:r>
+              <w:t xml:space="preserve"> </w:t>
+            </w:r>
+            <w:r>
+              <w:rPr>
+                <w:rStyle w:val="VerbatimChar"/>
                 <w:b/>
                 <w:bCs/>
               </w:rPr>
-              <w:t xml:space="preserve">仅对成功门店有意义</w:t>
-            </w:r>
-            <w:r>
-              <w:rPr>
-                <w:rFonts w:hint="eastAsia"/>
-              </w:rPr>
-              <w:t xml:space="preserve">：缺省或非</w:t>
-            </w:r>
-            <w:r>
-              <w:t xml:space="preserve"> </w:t>
-            </w:r>
-            <w:r>
-              <w:rPr>
-                <w:rStyle w:val="VerbatimChar"/>
-              </w:rPr>
-              <w:t xml:space="preserve">off_shelf</w:t>
-            </w:r>
-            <w:r>
-              <w:t xml:space="preserve"> </w:t>
-            </w:r>
-            <w:r>
-              <w:rPr>
-                <w:rFonts w:hint="eastAsia"/>
-              </w:rPr>
-              <w:t xml:space="preserve">视为</w:t>
+              <w:t xml:space="preserve">status === 'success'</w:t>
+            </w:r>
+            <w:r>
+              <w:t xml:space="preserve"> </w:t>
+            </w:r>
+            <w:r>
+              <w:rPr>
+                <w:rFonts w:hint="eastAsia"/>
+              </w:rPr>
+              <w:t xml:space="preserve">的渠道，可选</w:t>
+            </w:r>
+            <w:r>
+              <w:t xml:space="preserve"> </w:t>
+            </w:r>
+            <w:r>
+              <w:rPr>
+                <w:rStyle w:val="VerbatimChar"/>
+              </w:rPr>
+              <w:t xml:space="preserve">shelfStatus: 'off_shelf'</w:t>
+            </w:r>
+            <w:r>
+              <w:t xml:space="preserve"> </w:t>
+            </w:r>
+            <w:r>
+              <w:rPr>
+                <w:rFonts w:hint="eastAsia"/>
+              </w:rPr>
+              <w:t xml:space="preserve">表示该渠道</w:t>
             </w:r>
             <w:r>
               <w:rPr>
@@ -2789,28 +2905,13 @@
                 <w:b/>
                 <w:bCs/>
               </w:rPr>
-              <w:t xml:space="preserve">在架</w:t>
-            </w:r>
-            <w:r>
-              <w:rPr>
-                <w:rFonts w:hint="eastAsia"/>
-              </w:rPr>
-              <w:t xml:space="preserve">；</w:t>
-            </w:r>
-            <w:r>
-              <w:rPr>
-                <w:rStyle w:val="VerbatimChar"/>
-              </w:rPr>
-              <w:t xml:space="preserve">off_shelf</w:t>
-            </w:r>
-            <w:r>
-              <w:t xml:space="preserve"> </w:t>
-            </w:r>
-            <w:r>
-              <w:rPr>
-                <w:rFonts w:hint="eastAsia"/>
-              </w:rPr>
-              <w:t xml:space="preserve">为</w:t>
+              <w:t xml:space="preserve">已下架</w:t>
+            </w:r>
+            <w:r>
+              <w:rPr>
+                <w:rFonts w:hint="eastAsia"/>
+              </w:rPr>
+              <w:t xml:space="preserve">；缺省表示</w:t>
             </w:r>
             <w:r>
               <w:rPr>
@@ -2818,7 +2919,129 @@
                 <w:b/>
                 <w:bCs/>
               </w:rPr>
-              <w:t xml:space="preserve">已下架</w:t>
+              <w:t xml:space="preserve">已上架</w:t>
+            </w:r>
+          </w:p>
+        </w:tc>
+      </w:tr>
+      <w:tr>
+        <w:tc>
+          <w:tcPr/>
+          <w:p>
+            <w:pPr>
+              <w:pStyle w:val="Compact"/>
+            </w:pPr>
+            <w:r>
+              <w:rPr>
+                <w:rStyle w:val="VerbatimChar"/>
+              </w:rPr>
+              <w:t xml:space="preserve">shelfStatus</w:t>
+            </w:r>
+            <w:r>
+              <w:rPr>
+                <w:rFonts w:hint="eastAsia"/>
+              </w:rPr>
+              <w:t xml:space="preserve">（门店级）</w:t>
+            </w:r>
+          </w:p>
+        </w:tc>
+        <w:tc>
+          <w:tcPr/>
+          <w:p>
+            <w:pPr>
+              <w:pStyle w:val="Compact"/>
+            </w:pPr>
+            <w:r>
+              <w:rPr>
+                <w:rStyle w:val="VerbatimChar"/>
+              </w:rPr>
+              <w:t xml:space="preserve">'off_shelf'</w:t>
+            </w:r>
+            <w:r>
+              <w:t xml:space="preserve"> </w:t>
+            </w:r>
+            <w:r>
+              <w:rPr>
+                <w:rFonts w:hint="eastAsia"/>
+              </w:rPr>
+              <w:t xml:space="preserve">或缺省</w:t>
+            </w:r>
+          </w:p>
+        </w:tc>
+        <w:tc>
+          <w:tcPr/>
+          <w:p>
+            <w:pPr>
+              <w:pStyle w:val="Compact"/>
+            </w:pPr>
+            <w:r>
+              <w:rPr>
+                <w:rFonts w:hint="eastAsia"/>
+                <w:b/>
+                <w:bCs/>
+              </w:rPr>
+              <w:t xml:space="preserve">兼容旧数据</w:t>
+            </w:r>
+            <w:r>
+              <w:rPr>
+                <w:rFonts w:hint="eastAsia"/>
+              </w:rPr>
+              <w:t xml:space="preserve">：历史上曾用门店级字段表示整店下架；新数据以</w:t>
+            </w:r>
+            <w:r>
+              <w:t xml:space="preserve"> </w:t>
+            </w:r>
+            <w:r>
+              <w:rPr>
+                <w:rStyle w:val="VerbatimChar"/>
+                <w:b/>
+                <w:bCs/>
+              </w:rPr>
+              <w:t xml:space="preserve">channelStatuses[].shelfStatus</w:t>
+            </w:r>
+            <w:r>
+              <w:t xml:space="preserve"> </w:t>
+            </w:r>
+            <w:r>
+              <w:rPr>
+                <w:rFonts w:hint="eastAsia"/>
+              </w:rPr>
+              <w:t xml:space="preserve">为准。若仍存在门店级</w:t>
+            </w:r>
+            <w:r>
+              <w:t xml:space="preserve"> </w:t>
+            </w:r>
+            <w:r>
+              <w:rPr>
+                <w:rStyle w:val="VerbatimChar"/>
+              </w:rPr>
+              <w:t xml:space="preserve">off_shelf</w:t>
+            </w:r>
+            <w:r>
+              <w:rPr>
+                <w:rFonts w:hint="eastAsia"/>
+              </w:rPr>
+              <w:t xml:space="preserve">，则所有</w:t>
+            </w:r>
+            <w:r>
+              <w:t xml:space="preserve"> </w:t>
+            </w:r>
+            <w:r>
+              <w:rPr>
+                <w:rFonts w:hint="eastAsia"/>
+                <w:b/>
+                <w:bCs/>
+              </w:rPr>
+              <w:t xml:space="preserve">渠道成功</w:t>
+            </w:r>
+            <w:r>
+              <w:t xml:space="preserve"> </w:t>
+            </w:r>
+            <w:r>
+              <w:rPr>
+                <w:rFonts w:hint="eastAsia"/>
+              </w:rPr>
+              <w:t xml:space="preserve">行在展示上视为已下架，直至用户在某渠道「重新上架」时清除门店级字段</w:t>
             </w:r>
           </w:p>
         </w:tc>
@@ -2850,7 +3073,21 @@
         <w:rPr>
           <w:rFonts w:hint="eastAsia"/>
         </w:rPr>
-        <w:t xml:space="preserve">内按场景随机生成门店与渠道状态；成功项可带</w:t>
+        <w:t xml:space="preserve">内按场景随机生成门店与渠道状态；</w:t>
+      </w:r>
+      <w:r>
+        <w:rPr>
+          <w:rFonts w:hint="eastAsia"/>
+          <w:b/>
+          <w:bCs/>
+        </w:rPr>
+        <w:t xml:space="preserve">不再</w:t>
+      </w:r>
+      <w:r>
+        <w:rPr>
+          <w:rFonts w:hint="eastAsia"/>
+        </w:rPr>
+        <w:t xml:space="preserve">写入门店级「整店」上下架占位；重试成功时清除门店级</w:t>
       </w:r>
       <w:r>
         <w:t xml:space="preserve"> </w:t>
@@ -2859,13 +3096,31 @@
         <w:rPr>
           <w:rStyle w:val="VerbatimChar"/>
         </w:rPr>
-        <w:t xml:space="preserve">shelfStatus: 'on_shelf'</w:t>
-      </w:r>
-      <w:r>
-        <w:rPr>
-          <w:rFonts w:hint="eastAsia"/>
-        </w:rPr>
-        <w:t xml:space="preserve">（与「在架」展示一致）；重试成功时若未处于下架则置为在架语义。</w:t>
+        <w:t xml:space="preserve">shelfStatus</w:t>
+      </w:r>
+      <w:r>
+        <w:t xml:space="preserve"> </w:t>
+      </w:r>
+      <w:r>
+        <w:rPr>
+          <w:rFonts w:hint="eastAsia"/>
+        </w:rPr>
+        <w:t xml:space="preserve">及各成功渠道上的</w:t>
+      </w:r>
+      <w:r>
+        <w:t xml:space="preserve"> </w:t>
+      </w:r>
+      <w:r>
+        <w:rPr>
+          <w:rStyle w:val="VerbatimChar"/>
+        </w:rPr>
+        <w:t xml:space="preserve">shelfStatus</w:t>
+      </w:r>
+      <w:r>
+        <w:rPr>
+          <w:rFonts w:hint="eastAsia"/>
+        </w:rPr>
+        <w:t xml:space="preserve">（恢复为已上架语义）。</w:t>
       </w:r>
     </w:p>
     <w:p>
@@ -3228,7 +3483,7 @@
       </w:r>
     </w:p>
     <w:bookmarkEnd w:id="21"/>
-    <w:bookmarkStart w:id="22" w:name="展示上下架-shelfstatus仅-status-success"/>
+    <w:bookmarkStart w:id="22" w:name="展示上下架仅-channelstatuses.status-success"/>
     <w:p>
       <w:pPr>
         <w:pStyle w:val="Heading3"/>
@@ -3240,7 +3495,7 @@
         <w:rPr>
           <w:rFonts w:hint="eastAsia"/>
         </w:rPr>
-        <w:t xml:space="preserve">展示上下架</w:t>
+        <w:t xml:space="preserve">展示上下架（仅</w:t>
       </w:r>
       <w:r>
         <w:t xml:space="preserve"> </w:t>
@@ -3249,22 +3504,7 @@
         <w:rPr>
           <w:rStyle w:val="VerbatimChar"/>
         </w:rPr>
-        <w:t xml:space="preserve">shelfStatus</w:t>
-      </w:r>
-      <w:r>
-        <w:rPr>
-          <w:rFonts w:hint="eastAsia"/>
-        </w:rPr>
-        <w:t xml:space="preserve">（仅</w:t>
-      </w:r>
-      <w:r>
-        <w:t xml:space="preserve"> </w:t>
-      </w:r>
-      <w:r>
-        <w:rPr>
-          <w:rStyle w:val="VerbatimChar"/>
-        </w:rPr>
-        <w:t xml:space="preserve">status === 'success'</w:t>
+        <w:t xml:space="preserve">channelStatuses[].status === 'success'</w:t>
       </w:r>
       <w:r>
         <w:rPr>
@@ -3281,9 +3521,9 @@
         <w:tblLook w:firstRow="1" w:lastRow="0" w:firstColumn="0" w:lastColumn="0" w:noHBand="0" w:noVBand="0" w:val="0020"/>
       </w:tblPr>
       <w:tblGrid>
-        <w:gridCol w:w="2160"/>
-        <w:gridCol w:w="3600"/>
-        <w:gridCol w:w="2160"/>
+        <w:gridCol w:w="4525"/>
+        <w:gridCol w:w="1697"/>
+        <w:gridCol w:w="1697"/>
       </w:tblGrid>
       <w:tr>
         <w:trPr>
@@ -3299,35 +3539,35 @@
               <w:rPr>
                 <w:rFonts w:hint="eastAsia"/>
               </w:rPr>
-              <w:t xml:space="preserve">条件</w:t>
-            </w:r>
-          </w:p>
-        </w:tc>
-        <w:tc>
-          <w:tcPr/>
-          <w:p>
-            <w:pPr>
-              <w:pStyle w:val="Compact"/>
-            </w:pPr>
-            <w:r>
-              <w:rPr>
-                <w:rFonts w:hint="eastAsia"/>
-              </w:rPr>
-              <w:t xml:space="preserve">展示标签</w:t>
-            </w:r>
-          </w:p>
-        </w:tc>
-        <w:tc>
-          <w:tcPr/>
-          <w:p>
-            <w:pPr>
-              <w:pStyle w:val="Compact"/>
-            </w:pPr>
-            <w:r>
-              <w:rPr>
-                <w:rFonts w:hint="eastAsia"/>
-              </w:rPr>
-              <w:t xml:space="preserve">含义</w:t>
+              <w:t xml:space="preserve">条件（单渠道）</w:t>
+            </w:r>
+          </w:p>
+        </w:tc>
+        <w:tc>
+          <w:tcPr/>
+          <w:p>
+            <w:pPr>
+              <w:pStyle w:val="Compact"/>
+            </w:pPr>
+            <w:r>
+              <w:rPr>
+                <w:rFonts w:hint="eastAsia"/>
+              </w:rPr>
+              <w:t xml:space="preserve">展示</w:t>
+            </w:r>
+          </w:p>
+        </w:tc>
+        <w:tc>
+          <w:tcPr/>
+          <w:p>
+            <w:pPr>
+              <w:pStyle w:val="Compact"/>
+            </w:pPr>
+            <w:r>
+              <w:rPr>
+                <w:rFonts w:hint="eastAsia"/>
+              </w:rPr>
+              <w:t xml:space="preserve">操作</w:t>
             </w:r>
           </w:p>
         </w:tc>
@@ -3341,15 +3581,39 @@
             </w:pPr>
             <w:r>
               <w:rPr>
-                <w:rStyle w:val="VerbatimChar"/>
-              </w:rPr>
-              <w:t xml:space="preserve">shelfStatus !== 'off_shelf'</w:t>
-            </w:r>
-            <w:r>
-              <w:rPr>
-                <w:rFonts w:hint="eastAsia"/>
-              </w:rPr>
-              <w:t xml:space="preserve">（含未设置）</w:t>
+                <w:rFonts w:hint="eastAsia"/>
+              </w:rPr>
+              <w:t xml:space="preserve">该渠道未下架（</w:t>
+            </w:r>
+            <w:r>
+              <w:rPr>
+                <w:rStyle w:val="VerbatimChar"/>
+              </w:rPr>
+              <w:t xml:space="preserve">channelStatuses[i].shelfStatus !== 'off_shelf'</w:t>
+            </w:r>
+            <w:r>
+              <w:rPr>
+                <w:rFonts w:hint="eastAsia"/>
+              </w:rPr>
+              <w:t xml:space="preserve">，且不因旧数据门店级</w:t>
+            </w:r>
+            <w:r>
+              <w:t xml:space="preserve"> </w:t>
+            </w:r>
+            <w:r>
+              <w:rPr>
+                <w:rStyle w:val="VerbatimChar"/>
+              </w:rPr>
+              <w:t xml:space="preserve">store.shelfStatus === 'off_shelf'</w:t>
+            </w:r>
+            <w:r>
+              <w:t xml:space="preserve"> </w:t>
+            </w:r>
+            <w:r>
+              <w:rPr>
+                <w:rFonts w:hint="eastAsia"/>
+              </w:rPr>
+              <w:t xml:space="preserve">而视为已下架时同上）</w:t>
             </w:r>
           </w:p>
         </w:tc>
@@ -3367,19 +3631,11 @@
               </w:rPr>
               <w:t xml:space="preserve">已上架</w:t>
             </w:r>
-          </w:p>
-        </w:tc>
-        <w:tc>
-          <w:tcPr/>
-          <w:p>
-            <w:pPr>
-              <w:pStyle w:val="Compact"/>
-            </w:pPr>
-            <w:r>
-              <w:rPr>
-                <w:rFonts w:hint="eastAsia"/>
-              </w:rPr>
-              <w:t xml:space="preserve">允许点</w:t>
+            <w:r>
+              <w:t xml:space="preserve"> </w:t>
+            </w:r>
+            <w:r>
+              <w:t xml:space="preserve">+</w:t>
             </w:r>
             <w:r>
               <w:t xml:space="preserve"> </w:t>
@@ -3394,6 +3650,29 @@
             </w:r>
           </w:p>
         </w:tc>
+        <w:tc>
+          <w:tcPr/>
+          <w:p>
+            <w:pPr>
+              <w:pStyle w:val="Compact"/>
+            </w:pPr>
+            <w:r>
+              <w:rPr>
+                <w:rFonts w:hint="eastAsia"/>
+              </w:rPr>
+              <w:t xml:space="preserve">写入该条</w:t>
+            </w:r>
+            <w:r>
+              <w:t xml:space="preserve"> </w:t>
+            </w:r>
+            <w:r>
+              <w:rPr>
+                <w:rStyle w:val="VerbatimChar"/>
+              </w:rPr>
+              <w:t xml:space="preserve">shelfStatus = 'off_shelf'</w:t>
+            </w:r>
+          </w:p>
+        </w:tc>
       </w:tr>
       <w:tr>
         <w:tc>
@@ -3404,9 +3683,9 @@
             </w:pPr>
             <w:r>
               <w:rPr>
-                <w:rStyle w:val="VerbatimChar"/>
-              </w:rPr>
-              <w:t xml:space="preserve">shelfStatus === 'off_shelf'</w:t>
+                <w:rFonts w:hint="eastAsia"/>
+              </w:rPr>
+              <w:t xml:space="preserve">该渠道已下架</w:t>
             </w:r>
           </w:p>
         </w:tc>
@@ -3424,19 +3703,11 @@
               </w:rPr>
               <w:t xml:space="preserve">已下架</w:t>
             </w:r>
-          </w:p>
-        </w:tc>
-        <w:tc>
-          <w:tcPr/>
-          <w:p>
-            <w:pPr>
-              <w:pStyle w:val="Compact"/>
-            </w:pPr>
-            <w:r>
-              <w:rPr>
-                <w:rFonts w:hint="eastAsia"/>
-              </w:rPr>
-              <w:t xml:space="preserve">允许</w:t>
+            <w:r>
+              <w:t xml:space="preserve"> </w:t>
+            </w:r>
+            <w:r>
+              <w:t xml:space="preserve">+</w:t>
             </w:r>
             <w:r>
               <w:t xml:space="preserve"> </w:t>
@@ -3449,22 +3720,52 @@
               </w:rPr>
               <w:t xml:space="preserve">重新上架</w:t>
             </w:r>
-            <w:r>
-              <w:t xml:space="preserve">、</w:t>
-            </w:r>
-            <w:r>
-              <w:rPr>
-                <w:rFonts w:hint="eastAsia"/>
-                <w:b/>
-                <w:bCs/>
-              </w:rPr>
-              <w:t xml:space="preserve">删除</w:t>
-            </w:r>
-            <w:r>
-              <w:rPr>
-                <w:rFonts w:hint="eastAsia"/>
-              </w:rPr>
-              <w:t xml:space="preserve">（删除需确认）</w:t>
+          </w:p>
+        </w:tc>
+        <w:tc>
+          <w:tcPr/>
+          <w:p>
+            <w:pPr>
+              <w:pStyle w:val="Compact"/>
+            </w:pPr>
+            <w:r>
+              <w:rPr>
+                <w:rStyle w:val="VerbatimChar"/>
+              </w:rPr>
+              <w:t xml:space="preserve">delete channelStatuses[i].shelfStatus</w:t>
+            </w:r>
+            <w:r>
+              <w:rPr>
+                <w:rFonts w:hint="eastAsia"/>
+              </w:rPr>
+              <w:t xml:space="preserve">；若存在旧数据</w:t>
+            </w:r>
+            <w:r>
+              <w:t xml:space="preserve"> </w:t>
+            </w:r>
+            <w:r>
+              <w:rPr>
+                <w:rStyle w:val="VerbatimChar"/>
+              </w:rPr>
+              <w:t xml:space="preserve">store.shelfStatus === 'off_shelf'</w:t>
+            </w:r>
+            <w:r>
+              <w:t xml:space="preserve"> </w:t>
+            </w:r>
+            <w:r>
+              <w:rPr>
+                <w:rFonts w:hint="eastAsia"/>
+              </w:rPr>
+              <w:t xml:space="preserve">则一并</w:t>
+            </w:r>
+            <w:r>
+              <w:t xml:space="preserve"> </w:t>
+            </w:r>
+            <w:r>
+              <w:rPr>
+                <w:rStyle w:val="VerbatimChar"/>
+              </w:rPr>
+              <w:t xml:space="preserve">delete store.shelfStatus</w:t>
             </w:r>
           </w:p>
         </w:tc>
@@ -3480,6 +3781,83 @@
           <w:b/>
           <w:bCs/>
         </w:rPr>
+        <w:t xml:space="preserve">删除整条门店记录</w:t>
+      </w:r>
+      <w:r>
+        <w:rPr>
+          <w:rFonts w:hint="eastAsia"/>
+        </w:rPr>
+        <w:t xml:space="preserve">：每条门店均展示「</w:t>
+      </w:r>
+      <w:r>
+        <w:rPr>
+          <w:rFonts w:hint="eastAsia"/>
+          <w:b/>
+          <w:bCs/>
+        </w:rPr>
+        <w:t xml:space="preserve">删除门店</w:t>
+      </w:r>
+      <w:r>
+        <w:rPr>
+          <w:rFonts w:hint="eastAsia"/>
+        </w:rPr>
+        <w:t xml:space="preserve">」按钮；确认后从</w:t>
+      </w:r>
+      <w:r>
+        <w:t xml:space="preserve"> </w:t>
+      </w:r>
+      <w:r>
+        <w:rPr>
+          <w:rStyle w:val="VerbatimChar"/>
+        </w:rPr>
+        <w:t xml:space="preserve">distributedStores</w:t>
+      </w:r>
+      <w:r>
+        <w:t xml:space="preserve"> </w:t>
+      </w:r>
+      <w:r>
+        <w:rPr>
+          <w:rFonts w:hint="eastAsia"/>
+        </w:rPr>
+        <w:t xml:space="preserve">移除该</w:t>
+      </w:r>
+      <w:r>
+        <w:t xml:space="preserve"> </w:t>
+      </w:r>
+      <w:r>
+        <w:rPr>
+          <w:rStyle w:val="VerbatimChar"/>
+        </w:rPr>
+        <w:t xml:space="preserve">mid</w:t>
+      </w:r>
+      <w:r>
+        <w:rPr>
+          <w:rFonts w:hint="eastAsia"/>
+        </w:rPr>
+        <w:t xml:space="preserve">，与门店维度状态、渠道是否已下架</w:t>
+      </w:r>
+      <w:r>
+        <w:rPr>
+          <w:rFonts w:hint="eastAsia"/>
+          <w:b/>
+          <w:bCs/>
+        </w:rPr>
+        <w:t xml:space="preserve">无关</w:t>
+      </w:r>
+      <w:r>
+        <w:t xml:space="preserve">。</w:t>
+      </w:r>
+    </w:p>
+    <w:p>
+      <w:pPr>
+        <w:pStyle w:val="BodyText"/>
+      </w:pPr>
+      <w:r>
+        <w:rPr>
+          <w:rFonts w:hint="eastAsia"/>
+          <w:b/>
+          <w:bCs/>
+        </w:rPr>
         <w:t xml:space="preserve">不</w:t>
       </w:r>
       <w:r>
@@ -3519,7 +3897,7 @@
         <w:rPr>
           <w:rFonts w:hint="eastAsia"/>
         </w:rPr>
-        <w:t xml:space="preserve">门店渲染上下架区（无在架/下架业务）。</w:t>
+        <w:t xml:space="preserve">的渠道行渲染上下架按钮。</w:t>
       </w:r>
     </w:p>
     <w:p>
@@ -3766,7 +4144,7 @@
       </w:r>
     </w:p>
     <w:bookmarkEnd w:id="25"/>
-    <w:bookmarkStart w:id="26" w:name="下架单店"/>
+    <w:bookmarkStart w:id="26" w:name="下架单渠道"/>
     <w:p>
       <w:pPr>
         <w:pStyle w:val="Heading3"/>
@@ -3778,7 +4156,7 @@
         <w:rPr>
           <w:rFonts w:hint="eastAsia"/>
         </w:rPr>
-        <w:t xml:space="preserve">下架（单店）</w:t>
+        <w:t xml:space="preserve">下架（单渠道）</w:t>
       </w:r>
     </w:p>
     <w:tbl>
@@ -3852,7 +4230,7 @@
               <w:rPr>
                 <w:rFonts w:hint="eastAsia"/>
               </w:rPr>
-              <w:t xml:space="preserve">当前行</w:t>
+              <w:t xml:space="preserve">该门店</w:t>
             </w:r>
             <w:r>
               <w:t xml:space="preserve"> </w:t>
@@ -3864,13 +4242,46 @@
               <w:t xml:space="preserve">status === 'success'</w:t>
             </w:r>
             <w:r>
-              <w:t xml:space="preserve"> </w:t>
-            </w:r>
-            <w:r>
-              <w:rPr>
-                <w:rFonts w:hint="eastAsia"/>
-              </w:rPr>
-              <w:t xml:space="preserve">且非已下架。</w:t>
+              <w:rPr>
+                <w:rFonts w:hint="eastAsia"/>
+              </w:rPr>
+              <w:t xml:space="preserve">，且目标渠道在</w:t>
+            </w:r>
+            <w:r>
+              <w:t xml:space="preserve"> </w:t>
+            </w:r>
+            <w:r>
+              <w:rPr>
+                <w:rStyle w:val="VerbatimChar"/>
+              </w:rPr>
+              <w:t xml:space="preserve">channelStatuses</w:t>
+            </w:r>
+            <w:r>
+              <w:t xml:space="preserve"> </w:t>
+            </w:r>
+            <w:r>
+              <w:rPr>
+                <w:rFonts w:hint="eastAsia"/>
+              </w:rPr>
+              <w:t xml:space="preserve">中</w:t>
+            </w:r>
+            <w:r>
+              <w:t xml:space="preserve"> </w:t>
+            </w:r>
+            <w:r>
+              <w:rPr>
+                <w:rStyle w:val="VerbatimChar"/>
+              </w:rPr>
+              <w:t xml:space="preserve">status === 'success'</w:t>
+            </w:r>
+            <w:r>
+              <w:t xml:space="preserve"> </w:t>
+            </w:r>
+            <w:r>
+              <w:rPr>
+                <w:rFonts w:hint="eastAsia"/>
+              </w:rPr>
+              <w:t xml:space="preserve">且当前已上架。</w:t>
             </w:r>
           </w:p>
         </w:tc>
@@ -3900,6 +4311,15 @@
             </w:pPr>
             <w:r>
               <w:rPr>
+                <w:rFonts w:hint="eastAsia"/>
+              </w:rPr>
+              <w:t xml:space="preserve">对该渠道对象</w:t>
+            </w:r>
+            <w:r>
+              <w:t xml:space="preserve"> </w:t>
+            </w:r>
+            <w:r>
+              <w:rPr>
                 <w:rStyle w:val="VerbatimChar"/>
               </w:rPr>
               <w:t xml:space="preserve">shelfStatus = 'off_shelf'</w:t>
@@ -3920,46 +4340,14 @@
               <w:rPr>
                 <w:rFonts w:hint="eastAsia"/>
               </w:rPr>
-              <w:t xml:space="preserve">，刷新弹窗与外层列表卡片。</w:t>
-            </w:r>
-          </w:p>
-        </w:tc>
-      </w:tr>
-      <w:tr>
-        <w:tc>
-          <w:tcPr/>
-          <w:p>
-            <w:pPr>
-              <w:pStyle w:val="Compact"/>
-            </w:pPr>
-            <w:r>
-              <w:rPr>
-                <w:rFonts w:hint="eastAsia"/>
-                <w:b/>
-                <w:bCs/>
-              </w:rPr>
-              <w:t xml:space="preserve">结果</w:t>
-            </w:r>
-          </w:p>
-        </w:tc>
-        <w:tc>
-          <w:tcPr/>
-          <w:p>
-            <w:pPr>
-              <w:pStyle w:val="Compact"/>
-            </w:pPr>
-            <w:r>
-              <w:rPr>
-                <w:rFonts w:hint="eastAsia"/>
-              </w:rPr>
-              <w:t xml:space="preserve">该行出现「已下架」+「重新上架」「删除」。</w:t>
+              <w:t xml:space="preserve">，刷新弹窗与外层列表。</w:t>
             </w:r>
           </w:p>
         </w:tc>
       </w:tr>
     </w:tbl>
     <w:bookmarkEnd w:id="26"/>
-    <w:bookmarkStart w:id="27" w:name="重新上架单店"/>
+    <w:bookmarkStart w:id="27" w:name="重新上架单渠道"/>
     <w:p>
       <w:pPr>
         <w:pStyle w:val="Heading3"/>
@@ -3971,7 +4359,7 @@
         <w:rPr>
           <w:rFonts w:hint="eastAsia"/>
         </w:rPr>
-        <w:t xml:space="preserve">重新上架（单店）</w:t>
+        <w:t xml:space="preserve">重新上架（单渠道）</w:t>
       </w:r>
     </w:p>
     <w:tbl>
@@ -4043,30 +4431,9 @@
             </w:pPr>
             <w:r>
               <w:rPr>
-                <w:rStyle w:val="VerbatimChar"/>
-              </w:rPr>
-              <w:t xml:space="preserve">status === 'success'</w:t>
-            </w:r>
-            <w:r>
-              <w:t xml:space="preserve"> </w:t>
-            </w:r>
-            <w:r>
-              <w:rPr>
-                <w:rFonts w:hint="eastAsia"/>
-              </w:rPr>
-              <w:t xml:space="preserve">且</w:t>
-            </w:r>
-            <w:r>
-              <w:t xml:space="preserve"> </w:t>
-            </w:r>
-            <w:r>
-              <w:rPr>
-                <w:rStyle w:val="VerbatimChar"/>
-              </w:rPr>
-              <w:t xml:space="preserve">shelfStatus === 'off_shelf'</w:t>
-            </w:r>
-            <w:r>
-              <w:t xml:space="preserve">。</w:t>
+                <w:rFonts w:hint="eastAsia"/>
+              </w:rPr>
+              <w:t xml:space="preserve">同上门店成功，且该渠道成功行当前为已下架。</w:t>
             </w:r>
           </w:p>
         </w:tc>
@@ -4098,13 +4465,64 @@
               <w:rPr>
                 <w:rStyle w:val="VerbatimChar"/>
               </w:rPr>
+              <w:t xml:space="preserve">delete</w:t>
+            </w:r>
+            <w:r>
+              <w:t xml:space="preserve"> </w:t>
+            </w:r>
+            <w:r>
+              <w:rPr>
+                <w:rFonts w:hint="eastAsia"/>
+              </w:rPr>
+              <w:t xml:space="preserve">该渠道对象上的</w:t>
+            </w:r>
+            <w:r>
+              <w:t xml:space="preserve"> </w:t>
+            </w:r>
+            <w:r>
+              <w:rPr>
+                <w:rStyle w:val="VerbatimChar"/>
+              </w:rPr>
+              <w:t xml:space="preserve">shelfStatus</w:t>
+            </w:r>
+            <w:r>
+              <w:rPr>
+                <w:rFonts w:hint="eastAsia"/>
+              </w:rPr>
+              <w:t xml:space="preserve">；若存在旧数据</w:t>
+            </w:r>
+            <w:r>
+              <w:t xml:space="preserve"> </w:t>
+            </w:r>
+            <w:r>
+              <w:rPr>
+                <w:rStyle w:val="VerbatimChar"/>
+              </w:rPr>
+              <w:t xml:space="preserve">store.shelfStatus === 'off_shelf'</w:t>
+            </w:r>
+            <w:r>
+              <w:t xml:space="preserve"> </w:t>
+            </w:r>
+            <w:r>
+              <w:rPr>
+                <w:rFonts w:hint="eastAsia"/>
+              </w:rPr>
+              <w:t xml:space="preserve">则</w:t>
+            </w:r>
+            <w:r>
+              <w:t xml:space="preserve"> </w:t>
+            </w:r>
+            <w:r>
+              <w:rPr>
+                <w:rStyle w:val="VerbatimChar"/>
+              </w:rPr>
               <w:t xml:space="preserve">delete store.shelfStatus</w:t>
             </w:r>
             <w:r>
               <w:rPr>
                 <w:rFonts w:hint="eastAsia"/>
               </w:rPr>
-              <w:t xml:space="preserve">（与「在架」缺省一致），</w:t>
+              <w:t xml:space="preserve">；</w:t>
             </w:r>
             <w:r>
               <w:rPr>
@@ -4207,89 +4625,51 @@
             </w:pPr>
             <w:r>
               <w:rPr>
-                <w:rStyle w:val="VerbatimChar"/>
-              </w:rPr>
-              <w:t xml:space="preserve">status === 'success'</w:t>
-            </w:r>
-            <w:r>
-              <w:t xml:space="preserve"> </w:t>
-            </w:r>
-            <w:r>
-              <w:rPr>
-                <w:rFonts w:hint="eastAsia"/>
-              </w:rPr>
-              <w:t xml:space="preserve">且</w:t>
-            </w:r>
-            <w:r>
-              <w:t xml:space="preserve"> </w:t>
-            </w:r>
+                <w:rFonts w:hint="eastAsia"/>
+              </w:rPr>
+              <w:t xml:space="preserve">无（任意门店维度状态均可从下发记录中移除此门店）。</w:t>
+            </w:r>
+          </w:p>
+        </w:tc>
+      </w:tr>
+      <w:tr>
+        <w:tc>
+          <w:tcPr/>
+          <w:p>
+            <w:pPr>
+              <w:pStyle w:val="Compact"/>
+            </w:pPr>
             <w:r>
               <w:rPr>
                 <w:rFonts w:hint="eastAsia"/>
                 <w:b/>
                 <w:bCs/>
               </w:rPr>
-              <w:t xml:space="preserve">必须已下架</w:t>
-            </w:r>
-            <w:r>
-              <w:rPr>
-                <w:rFonts w:hint="eastAsia"/>
-              </w:rPr>
-              <w:t xml:space="preserve">（</w:t>
-            </w:r>
-            <w:r>
-              <w:rPr>
-                <w:rStyle w:val="VerbatimChar"/>
-              </w:rPr>
-              <w:t xml:space="preserve">shelfStatus === 'off_shelf'</w:t>
-            </w:r>
-            <w:r>
-              <w:rPr>
-                <w:rFonts w:hint="eastAsia"/>
-              </w:rPr>
-              <w:t xml:space="preserve">）。</w:t>
-            </w:r>
-          </w:p>
-        </w:tc>
-      </w:tr>
-      <w:tr>
-        <w:tc>
-          <w:tcPr/>
-          <w:p>
-            <w:pPr>
-              <w:pStyle w:val="Compact"/>
-            </w:pPr>
+              <w:t xml:space="preserve">动作</w:t>
+            </w:r>
+          </w:p>
+        </w:tc>
+        <w:tc>
+          <w:tcPr/>
+          <w:p>
+            <w:pPr>
+              <w:pStyle w:val="Compact"/>
+            </w:pPr>
+            <w:r>
+              <w:rPr>
+                <w:rFonts w:hint="eastAsia"/>
+              </w:rPr>
+              <w:t xml:space="preserve">打开</w:t>
+            </w:r>
+            <w:r>
+              <w:t xml:space="preserve"> </w:t>
+            </w:r>
             <w:r>
               <w:rPr>
                 <w:rFonts w:hint="eastAsia"/>
                 <w:b/>
                 <w:bCs/>
               </w:rPr>
-              <w:t xml:space="preserve">动作</w:t>
-            </w:r>
-          </w:p>
-        </w:tc>
-        <w:tc>
-          <w:tcPr/>
-          <w:p>
-            <w:pPr>
-              <w:pStyle w:val="Compact"/>
-            </w:pPr>
-            <w:r>
-              <w:rPr>
-                <w:rFonts w:hint="eastAsia"/>
-              </w:rPr>
-              <w:t xml:space="preserve">打开</w:t>
-            </w:r>
-            <w:r>
-              <w:t xml:space="preserve"> </w:t>
-            </w:r>
-            <w:r>
-              <w:rPr>
-                <w:rFonts w:hint="eastAsia"/>
-                <w:b/>
-                <w:bCs/>
-              </w:rPr>
               <w:t xml:space="preserve">移除门店</w:t>
             </w:r>
             <w:r>
@@ -4299,7 +4679,7 @@
               <w:rPr>
                 <w:rFonts w:hint="eastAsia"/>
               </w:rPr>
-              <w:t xml:space="preserve">自定义确认框；确认后从</w:t>
+              <w:t xml:space="preserve">确认框；确认后从</w:t>
             </w:r>
             <w:r>
               <w:t xml:space="preserve"> </w:t>
@@ -4478,22 +4858,27 @@
               <w:rPr>
                 <w:rFonts w:hint="eastAsia"/>
               </w:rPr>
-              <w:t xml:space="preserve">§3.3；</w:t>
-            </w:r>
-            <w:r>
-              <w:rPr>
-                <w:rStyle w:val="VerbatimChar"/>
-              </w:rPr>
-              <w:t xml:space="preserve">confirm</w:t>
-            </w:r>
-            <w:r>
-              <w:t xml:space="preserve"> </w:t>
-            </w:r>
-            <w:r>
-              <w:rPr>
-                <w:rFonts w:hint="eastAsia"/>
-              </w:rPr>
-              <w:t xml:space="preserve">文案：「确认重试失败的门店或渠道下发？」。</w:t>
+              <w:t xml:space="preserve">§3.3；弹出</w:t>
+            </w:r>
+            <w:r>
+              <w:t xml:space="preserve"> </w:t>
+            </w:r>
+            <w:r>
+              <w:rPr>
+                <w:rFonts w:hint="eastAsia"/>
+                <w:b/>
+                <w:bCs/>
+              </w:rPr>
+              <w:t xml:space="preserve">重试失败下发</w:t>
+            </w:r>
+            <w:r>
+              <w:t xml:space="preserve"> </w:t>
+            </w:r>
+            <w:r>
+              <w:rPr>
+                <w:rFonts w:hint="eastAsia"/>
+              </w:rPr>
+              <w:t xml:space="preserve">对话框，说明为随机模拟更新失败项后保存。</w:t>
             </w:r>
           </w:p>
         </w:tc>
@@ -4721,16 +5106,112 @@
               <w:rPr>
                 <w:rFonts w:hint="eastAsia"/>
               </w:rPr>
-              <w:t xml:space="preserve">，且若当前不是下架态则置</w:t>
-            </w:r>
-            <w:r>
-              <w:t xml:space="preserve"> </w:t>
-            </w:r>
-            <w:r>
-              <w:rPr>
-                <w:rStyle w:val="VerbatimChar"/>
-              </w:rPr>
-              <w:t xml:space="preserve">shelfStatus = 'on_shelf'</w:t>
+              <w:t xml:space="preserve">、清除</w:t>
+            </w:r>
+            <w:r>
+              <w:t xml:space="preserve"> </w:t>
+            </w:r>
+            <w:r>
+              <w:rPr>
+                <w:rStyle w:val="VerbatimChar"/>
+              </w:rPr>
+              <w:t xml:space="preserve">failedTime</w:t>
+            </w:r>
+            <w:r>
+              <w:rPr>
+                <w:rFonts w:hint="eastAsia"/>
+              </w:rPr>
+              <w:t xml:space="preserve">，并</w:t>
+            </w:r>
+            <w:r>
+              <w:t xml:space="preserve"> </w:t>
+            </w:r>
+            <w:r>
+              <w:rPr>
+                <w:rStyle w:val="VerbatimChar"/>
+              </w:rPr>
+              <w:t xml:space="preserve">delete store.shelfStatus</w:t>
+            </w:r>
+            <w:r>
+              <w:rPr>
+                <w:rFonts w:hint="eastAsia"/>
+              </w:rPr>
+              <w:t xml:space="preserve">、清除各成功渠道上的</w:t>
+            </w:r>
+            <w:r>
+              <w:t xml:space="preserve"> </w:t>
+            </w:r>
+            <w:r>
+              <w:rPr>
+                <w:rStyle w:val="VerbatimChar"/>
+              </w:rPr>
+              <w:t xml:space="preserve">shelfStatus</w:t>
+            </w:r>
+            <w:r>
+              <w:rPr>
+                <w:rFonts w:hint="eastAsia"/>
+              </w:rPr>
+              <w:t xml:space="preserve">；若仍为</w:t>
+            </w:r>
+            <w:r>
+              <w:t xml:space="preserve"> </w:t>
+            </w:r>
+            <w:r>
+              <w:rPr>
+                <w:rStyle w:val="VerbatimChar"/>
+              </w:rPr>
+              <w:t xml:space="preserve">failed</w:t>
+            </w:r>
+            <w:r>
+              <w:t xml:space="preserve"> </w:t>
+            </w:r>
+            <w:r>
+              <w:rPr>
+                <w:rFonts w:hint="eastAsia"/>
+              </w:rPr>
+              <w:t xml:space="preserve">则刷新</w:t>
+            </w:r>
+            <w:r>
+              <w:t xml:space="preserve"> </w:t>
+            </w:r>
+            <w:r>
+              <w:rPr>
+                <w:rStyle w:val="VerbatimChar"/>
+              </w:rPr>
+              <w:t xml:space="preserve">failedTime</w:t>
+            </w:r>
+            <w:r>
+              <w:rPr>
+                <w:rFonts w:hint="eastAsia"/>
+              </w:rPr>
+              <w:t xml:space="preserve">；若变为</w:t>
+            </w:r>
+            <w:r>
+              <w:t xml:space="preserve"> </w:t>
+            </w:r>
+            <w:r>
+              <w:rPr>
+                <w:rStyle w:val="VerbatimChar"/>
+              </w:rPr>
+              <w:t xml:space="preserve">pending</w:t>
+            </w:r>
+            <w:r>
+              <w:t xml:space="preserve"> </w:t>
+            </w:r>
+            <w:r>
+              <w:rPr>
+                <w:rFonts w:hint="eastAsia"/>
+              </w:rPr>
+              <w:t xml:space="preserve">则清除</w:t>
+            </w:r>
+            <w:r>
+              <w:t xml:space="preserve"> </w:t>
+            </w:r>
+            <w:r>
+              <w:rPr>
+                <w:rStyle w:val="VerbatimChar"/>
+              </w:rPr>
+              <w:t xml:space="preserve">failedTime</w:t>
             </w:r>
             <w:r>
               <w:t xml:space="preserve">。</w:t>
@@ -4841,6 +5322,57 @@
                 <w:rStyle w:val="VerbatimChar"/>
               </w:rPr>
               <w:t xml:space="preserve">failed</w:t>
+            </w:r>
+            <w:r>
+              <w:rPr>
+                <w:rFonts w:hint="eastAsia"/>
+              </w:rPr>
+              <w:t xml:space="preserve">；渠道新变为</w:t>
+            </w:r>
+            <w:r>
+              <w:t xml:space="preserve"> </w:t>
+            </w:r>
+            <w:r>
+              <w:rPr>
+                <w:rStyle w:val="VerbatimChar"/>
+              </w:rPr>
+              <w:t xml:space="preserve">success</w:t>
+            </w:r>
+            <w:r>
+              <w:t xml:space="preserve"> </w:t>
+            </w:r>
+            <w:r>
+              <w:rPr>
+                <w:rFonts w:hint="eastAsia"/>
+              </w:rPr>
+              <w:t xml:space="preserve">时</w:t>
+            </w:r>
+            <w:r>
+              <w:t xml:space="preserve"> </w:t>
+            </w:r>
+            <w:r>
+              <w:rPr>
+                <w:rStyle w:val="VerbatimChar"/>
+              </w:rPr>
+              <w:t xml:space="preserve">delete</w:t>
+            </w:r>
+            <w:r>
+              <w:t xml:space="preserve"> </w:t>
+            </w:r>
+            <w:r>
+              <w:rPr>
+                <w:rFonts w:hint="eastAsia"/>
+              </w:rPr>
+              <w:t xml:space="preserve">该条上的</w:t>
+            </w:r>
+            <w:r>
+              <w:t xml:space="preserve"> </w:t>
+            </w:r>
+            <w:r>
+              <w:rPr>
+                <w:rStyle w:val="VerbatimChar"/>
+              </w:rPr>
+              <w:t xml:space="preserve">shelfStatus</w:t>
             </w:r>
             <w:r>
               <w:t xml:space="preserve">。</w:t>
@@ -5199,30 +5731,48 @@
               <w:rPr>
                 <w:rFonts w:hint="eastAsia"/>
               </w:rPr>
-              <w:t xml:space="preserve">是否渲染上下架区</w:t>
-            </w:r>
-          </w:p>
-        </w:tc>
-        <w:tc>
-          <w:tcPr/>
-          <w:p>
-            <w:pPr>
-              <w:pStyle w:val="Compact"/>
-            </w:pPr>
-            <w:r>
-              <w:rPr>
-                <w:rFonts w:hint="eastAsia"/>
-              </w:rPr>
-              <w:t xml:space="preserve">仅</w:t>
-            </w:r>
-            <w:r>
-              <w:t xml:space="preserve"> </w:t>
-            </w:r>
-            <w:r>
-              <w:rPr>
-                <w:rStyle w:val="VerbatimChar"/>
-              </w:rPr>
-              <w:t xml:space="preserve">store.status === 'success'</w:t>
+              <w:t xml:space="preserve">是否渲染渠道上下架</w:t>
+            </w:r>
+          </w:p>
+        </w:tc>
+        <w:tc>
+          <w:tcPr/>
+          <w:p>
+            <w:pPr>
+              <w:pStyle w:val="Compact"/>
+            </w:pPr>
+            <w:r>
+              <w:rPr>
+                <w:rFonts w:hint="eastAsia"/>
+              </w:rPr>
+              <w:t xml:space="preserve">该门店</w:t>
+            </w:r>
+            <w:r>
+              <w:t xml:space="preserve"> </w:t>
+            </w:r>
+            <w:r>
+              <w:rPr>
+                <w:rStyle w:val="VerbatimChar"/>
+              </w:rPr>
+              <w:t xml:space="preserve">status === 'success'</w:t>
+            </w:r>
+            <w:r>
+              <w:t xml:space="preserve"> </w:t>
+            </w:r>
+            <w:r>
+              <w:rPr>
+                <w:rFonts w:hint="eastAsia"/>
+              </w:rPr>
+              <w:t xml:space="preserve">且对应渠道</w:t>
+            </w:r>
+            <w:r>
+              <w:t xml:space="preserve"> </w:t>
+            </w:r>
+            <w:r>
+              <w:rPr>
+                <w:rStyle w:val="VerbatimChar"/>
+              </w:rPr>
+              <w:t xml:space="preserve">channelStatuses[i].status === 'success'</w:t>
             </w:r>
           </w:p>
         </w:tc>
@@ -5238,21 +5788,39 @@
               <w:rPr>
                 <w:rFonts w:hint="eastAsia"/>
               </w:rPr>
-              <w:t xml:space="preserve">下架是否可点</w:t>
-            </w:r>
-          </w:p>
-        </w:tc>
-        <w:tc>
-          <w:tcPr/>
-          <w:p>
-            <w:pPr>
-              <w:pStyle w:val="Compact"/>
-            </w:pPr>
-            <w:r>
-              <w:rPr>
-                <w:rFonts w:hint="eastAsia"/>
-              </w:rPr>
-              <w:t xml:space="preserve">成功且当前非</w:t>
+              <w:t xml:space="preserve">渠道下架是否可点</w:t>
+            </w:r>
+          </w:p>
+        </w:tc>
+        <w:tc>
+          <w:tcPr/>
+          <w:p>
+            <w:pPr>
+              <w:pStyle w:val="Compact"/>
+            </w:pPr>
+            <w:r>
+              <w:rPr>
+                <w:rFonts w:hint="eastAsia"/>
+              </w:rPr>
+              <w:t xml:space="preserve">该渠道当前已上架（见</w:t>
+            </w:r>
+            <w:r>
+              <w:t xml:space="preserve"> </w:t>
+            </w:r>
+            <w:r>
+              <w:rPr>
+                <w:rStyle w:val="VerbatimChar"/>
+              </w:rPr>
+              <w:t xml:space="preserve">channelIsOnShelf</w:t>
+            </w:r>
+            <w:r>
+              <w:t xml:space="preserve"> </w:t>
+            </w:r>
+            <w:r>
+              <w:rPr>
+                <w:rFonts w:hint="eastAsia"/>
+              </w:rPr>
+              <w:t xml:space="preserve">等价：非</w:t>
             </w:r>
             <w:r>
               <w:t xml:space="preserve"> </w:t>
@@ -5262,6 +5830,15 @@
                 <w:rStyle w:val="VerbatimChar"/>
               </w:rPr>
               <w:t xml:space="preserve">off_shelf</w:t>
+            </w:r>
+            <w:r>
+              <w:t xml:space="preserve"> </w:t>
+            </w:r>
+            <w:r>
+              <w:rPr>
+                <w:rFonts w:hint="eastAsia"/>
+              </w:rPr>
+              <w:t xml:space="preserve">且无旧数据整店下架）</w:t>
             </w:r>
           </w:p>
         </w:tc>
@@ -5277,39 +5854,66 @@
               <w:rPr>
                 <w:rFonts w:hint="eastAsia"/>
               </w:rPr>
-              <w:t xml:space="preserve">重新上架</w:t>
-            </w:r>
-            <w:r>
-              <w:t xml:space="preserve"> / </w:t>
-            </w:r>
-            <w:r>
-              <w:rPr>
-                <w:rFonts w:hint="eastAsia"/>
-              </w:rPr>
-              <w:t xml:space="preserve">删除是否可点</w:t>
-            </w:r>
-          </w:p>
-        </w:tc>
-        <w:tc>
-          <w:tcPr/>
-          <w:p>
-            <w:pPr>
-              <w:pStyle w:val="Compact"/>
-            </w:pPr>
-            <w:r>
-              <w:rPr>
-                <w:rFonts w:hint="eastAsia"/>
-              </w:rPr>
-              <w:t xml:space="preserve">成功且</w:t>
-            </w:r>
-            <w:r>
-              <w:t xml:space="preserve"> </w:t>
-            </w:r>
-            <w:r>
-              <w:rPr>
-                <w:rStyle w:val="VerbatimChar"/>
-              </w:rPr>
-              <w:t xml:space="preserve">shelfStatus === 'off_shelf'</w:t>
+              <w:t xml:space="preserve">渠道重新上架是否可点</w:t>
+            </w:r>
+          </w:p>
+        </w:tc>
+        <w:tc>
+          <w:tcPr/>
+          <w:p>
+            <w:pPr>
+              <w:pStyle w:val="Compact"/>
+            </w:pPr>
+            <w:r>
+              <w:rPr>
+                <w:rFonts w:hint="eastAsia"/>
+              </w:rPr>
+              <w:t xml:space="preserve">该渠道当前已下架</w:t>
+            </w:r>
+          </w:p>
+        </w:tc>
+      </w:tr>
+      <w:tr>
+        <w:tc>
+          <w:tcPr/>
+          <w:p>
+            <w:pPr>
+              <w:pStyle w:val="Compact"/>
+            </w:pPr>
+            <w:r>
+              <w:rPr>
+                <w:rFonts w:hint="eastAsia"/>
+              </w:rPr>
+              <w:t xml:space="preserve">「删除门店」按钮是否展示</w:t>
+            </w:r>
+          </w:p>
+        </w:tc>
+        <w:tc>
+          <w:tcPr/>
+          <w:p>
+            <w:pPr>
+              <w:pStyle w:val="Compact"/>
+            </w:pPr>
+            <w:r>
+              <w:rPr>
+                <w:rFonts w:hint="eastAsia"/>
+              </w:rPr>
+              <w:t xml:space="preserve">每条门店均展示（与</w:t>
+            </w:r>
+            <w:r>
+              <w:t xml:space="preserve"> </w:t>
+            </w:r>
+            <w:r>
+              <w:rPr>
+                <w:rStyle w:val="VerbatimChar"/>
+              </w:rPr>
+              <w:t xml:space="preserve">status</w:t>
+            </w:r>
+            <w:r>
+              <w:rPr>
+                <w:rFonts w:hint="eastAsia"/>
+              </w:rPr>
+              <w:t xml:space="preserve">、渠道上下架无关）</w:t>
             </w:r>
           </w:p>
         </w:tc>
@@ -5412,31 +6016,27 @@
           <w:b/>
           <w:bCs/>
         </w:rPr>
-        <w:t xml:space="preserve">仅成功门店</w:t>
-      </w:r>
-      <w:r>
-        <w:rPr>
-          <w:rFonts w:hint="eastAsia"/>
-        </w:rPr>
-        <w:t xml:space="preserve">可做下架</w:t>
-      </w:r>
-      <w:r>
-        <w:t xml:space="preserve"> / </w:t>
-      </w:r>
-      <w:r>
-        <w:rPr>
-          <w:rFonts w:hint="eastAsia"/>
-        </w:rPr>
-        <w:t xml:space="preserve">重新上架</w:t>
-      </w:r>
-      <w:r>
-        <w:t xml:space="preserve"> / </w:t>
-      </w:r>
-      <w:r>
-        <w:rPr>
-          <w:rFonts w:hint="eastAsia"/>
-        </w:rPr>
-        <w:t xml:space="preserve">删除；失败、下发中门店无此类操作入口。</w:t>
+        <w:t xml:space="preserve">门店维度为成功</w:t>
+      </w:r>
+      <w:r>
+        <w:rPr>
+          <w:rFonts w:hint="eastAsia"/>
+        </w:rPr>
+        <w:t xml:space="preserve">时展示分渠道列表；</w:t>
+      </w:r>
+      <w:r>
+        <w:rPr>
+          <w:rFonts w:hint="eastAsia"/>
+          <w:b/>
+          <w:bCs/>
+        </w:rPr>
+        <w:t xml:space="preserve">仅渠道下发成功</w:t>
+      </w:r>
+      <w:r>
+        <w:rPr>
+          <w:rFonts w:hint="eastAsia"/>
+        </w:rPr>
+        <w:t xml:space="preserve">的行显示该渠道上下架按钮。</w:t>
       </w:r>
       <w:r>
         <w:br/>
@@ -5456,13 +6056,13 @@
           <w:b/>
           <w:bCs/>
         </w:rPr>
-        <w:t xml:space="preserve">删除前必须先下架</w:t>
-      </w:r>
-      <w:r>
-        <w:rPr>
-          <w:rFonts w:hint="eastAsia"/>
-        </w:rPr>
-        <w:t xml:space="preserve">（成功门店），避免误删仍在展示在架的记录。</w:t>
+        <w:t xml:space="preserve">删除门店</w:t>
+      </w:r>
+      <w:r>
+        <w:rPr>
+          <w:rFonts w:hint="eastAsia"/>
+        </w:rPr>
+        <w:t xml:space="preserve">：任意门店均可从下发记录中移除；删除前经二次确认。</w:t>
       </w:r>
       <w:r>
         <w:br/>
@@ -5622,22 +6222,60 @@
         <w:rPr>
           <w:rFonts w:hint="eastAsia"/>
         </w:rPr>
-        <w:t xml:space="preserve">使用系统</w:t>
+        <w:t xml:space="preserve">与移除门店、删除屏保一致，使用页面内</w:t>
       </w:r>
       <w:r>
         <w:t xml:space="preserve"> </w:t>
       </w:r>
       <w:r>
         <w:rPr>
+          <w:rFonts w:hint="eastAsia"/>
+          <w:b/>
+          <w:bCs/>
+        </w:rPr>
+        <w:t xml:space="preserve">自定义确认框</w:t>
+      </w:r>
+      <w:r>
+        <w:rPr>
+          <w:rFonts w:hint="eastAsia"/>
+        </w:rPr>
+        <w:t xml:space="preserve">（</w:t>
+      </w:r>
+      <w:r>
+        <w:rPr>
           <w:rStyle w:val="VerbatimChar"/>
         </w:rPr>
-        <w:t xml:space="preserve">confirm</w:t>
-      </w:r>
-      <w:r>
-        <w:rPr>
-          <w:rFonts w:hint="eastAsia"/>
-        </w:rPr>
-        <w:t xml:space="preserve">：与「删除屏保」等自定义弹窗体验不一致，若产品统一交互可后续替换。</w:t>
+        <w:t xml:space="preserve">#retryFailedConfirmModal</w:t>
+      </w:r>
+      <w:r>
+        <w:rPr>
+          <w:rFonts w:hint="eastAsia"/>
+        </w:rPr>
+        <w:t xml:space="preserve">），支持遮罩点击关闭、</w:t>
+      </w:r>
+      <w:r>
+        <w:rPr>
+          <w:rStyle w:val="VerbatimChar"/>
+        </w:rPr>
+        <w:t xml:space="preserve">Esc</w:t>
+      </w:r>
+      <w:r>
+        <w:t xml:space="preserve"> </w:t>
+      </w:r>
+      <w:r>
+        <w:rPr>
+          <w:rFonts w:hint="eastAsia"/>
+        </w:rPr>
+        <w:t xml:space="preserve">关闭（与门店详情弹窗的</w:t>
+      </w:r>
+      <w:r>
+        <w:t xml:space="preserve"> Escape </w:t>
+      </w:r>
+      <w:r>
+        <w:rPr>
+          <w:rFonts w:hint="eastAsia"/>
+        </w:rPr>
+        <w:t xml:space="preserve">层级：先关重试确认，再关移除确认，最后关详情）。</w:t>
       </w:r>
     </w:p>
     <w:p>
@@ -5675,7 +6313,7 @@
         <w:rPr>
           <w:rFonts w:hint="eastAsia"/>
         </w:rPr>
-        <w:t xml:space="preserve">主题卡片上的</w:t>
+        <w:t xml:space="preserve">主题列表卡片</w:t>
       </w:r>
       <w:r>
         <w:t xml:space="preserve"> </w:t>
@@ -5686,58 +6324,19 @@
           <w:b/>
           <w:bCs/>
         </w:rPr>
-        <w:t xml:space="preserve">下发状态</w:t>
-      </w:r>
-      <w:r>
-        <w:rPr>
-          <w:rFonts w:hint="eastAsia"/>
-        </w:rPr>
-        <w:t xml:space="preserve">（待下发</w:t>
-      </w:r>
-      <w:r>
-        <w:t xml:space="preserve"> / </w:t>
-      </w:r>
-      <w:r>
-        <w:rPr>
-          <w:rFonts w:hint="eastAsia"/>
-        </w:rPr>
-        <w:t xml:space="preserve">下发中</w:t>
-      </w:r>
-      <w:r>
-        <w:t xml:space="preserve"> / </w:t>
-      </w:r>
-      <w:r>
-        <w:rPr>
-          <w:rFonts w:hint="eastAsia"/>
-        </w:rPr>
-        <w:t xml:space="preserve">已下发</w:t>
-      </w:r>
-      <w:r>
-        <w:t xml:space="preserve"> / </w:t>
-      </w:r>
-      <w:r>
-        <w:rPr>
-          <w:rFonts w:hint="eastAsia"/>
-        </w:rPr>
-        <w:t xml:space="preserve">…）由</w:t>
+        <w:t xml:space="preserve">不展示</w:t>
       </w:r>
       <w:r>
         <w:t xml:space="preserve"> </w:t>
       </w:r>
       <w:r>
         <w:rPr>
-          <w:rStyle w:val="VerbatimChar"/>
-        </w:rPr>
-        <w:t xml:space="preserve">computeDistributeStatus(distributeTime, distributedStores)</w:t>
+          <w:rFonts w:hint="eastAsia"/>
+        </w:rPr>
+        <w:t xml:space="preserve">主题级「下发状态」；各门店</w:t>
       </w:r>
       <w:r>
         <w:t xml:space="preserve"> </w:t>
-      </w:r>
-      <w:r>
-        <w:rPr>
-          <w:rFonts w:hint="eastAsia"/>
-        </w:rPr>
-        <w:t xml:space="preserve">根据</w:t>
       </w:r>
       <w:r>
         <w:rPr>
@@ -5745,51 +6344,66 @@
           <w:b/>
           <w:bCs/>
         </w:rPr>
-        <w:t xml:space="preserve">全部门店</w:t>
+        <w:t xml:space="preserve">成功</w:t>
       </w:r>
       <w:r>
         <w:rPr>
           <w:b/>
           <w:bCs/>
         </w:rPr>
-        <w:t xml:space="preserve"> </w:t>
-      </w:r>
-      <w:r>
-        <w:rPr>
-          <w:rStyle w:val="VerbatimChar"/>
+        <w:t xml:space="preserve"> / </w:t>
+      </w:r>
+      <w:r>
+        <w:rPr>
+          <w:rFonts w:hint="eastAsia"/>
           <w:b/>
           <w:bCs/>
         </w:rPr>
-        <w:t xml:space="preserve">status</w:t>
-      </w:r>
-      <w:r>
-        <w:t xml:space="preserve"> </w:t>
-      </w:r>
-      <w:r>
-        <w:rPr>
-          <w:rFonts w:hint="eastAsia"/>
-        </w:rPr>
-        <w:t xml:space="preserve">等计算，</w:t>
-      </w:r>
-      <w:r>
-        <w:rPr>
-          <w:rFonts w:hint="eastAsia"/>
+        <w:t xml:space="preserve">下发中</w:t>
+      </w:r>
+      <w:r>
+        <w:rPr>
           <w:b/>
           <w:bCs/>
         </w:rPr>
-        <w:t xml:space="preserve">不读取</w:t>
+        <w:t xml:space="preserve"> / </w:t>
+      </w:r>
+      <w:r>
+        <w:rPr>
+          <w:rFonts w:hint="eastAsia"/>
+          <w:b/>
+          <w:bCs/>
+        </w:rPr>
+        <w:t xml:space="preserve">失败</w:t>
       </w:r>
       <w:r>
         <w:t xml:space="preserve"> </w:t>
       </w:r>
       <w:r>
         <w:rPr>
-          <w:rStyle w:val="VerbatimChar"/>
-        </w:rPr>
-        <w:t xml:space="preserve">shelfStatus</w:t>
-      </w:r>
-      <w:r>
-        <w:t xml:space="preserve">。</w:t>
+          <w:rFonts w:hint="eastAsia"/>
+        </w:rPr>
+        <w:t xml:space="preserve">仅在</w:t>
+      </w:r>
+      <w:r>
+        <w:t xml:space="preserve"> </w:t>
+      </w:r>
+      <w:r>
+        <w:rPr>
+          <w:rFonts w:hint="eastAsia"/>
+          <w:b/>
+          <w:bCs/>
+        </w:rPr>
+        <w:t xml:space="preserve">下发门店详情</w:t>
+      </w:r>
+      <w:r>
+        <w:t xml:space="preserve"> </w:t>
+      </w:r>
+      <w:r>
+        <w:rPr>
+          <w:rFonts w:hint="eastAsia"/>
+        </w:rPr>
+        <w:t xml:space="preserve">中展示与筛选。</w:t>
       </w:r>
       <w:r>
         <w:br/>
@@ -5815,13 +6429,13 @@
           <w:b/>
           <w:bCs/>
         </w:rPr>
-        <w:t xml:space="preserve">单店下架/上架不会单独改变</w:t>
-      </w:r>
-      <w:r>
-        <w:rPr>
-          <w:rFonts w:hint="eastAsia"/>
-        </w:rPr>
-        <w:t xml:space="preserve">主题级「已下发」等文案；若删除门店导致集合变化，聚合结果可能变化。</w:t>
+        <w:t xml:space="preserve">单渠道下架/上架</w:t>
+      </w:r>
+      <w:r>
+        <w:rPr>
+          <w:rFonts w:hint="eastAsia"/>
+        </w:rPr>
+        <w:t xml:space="preserve">不会单独改变主题级「已下发」等文案；若删除门店导致集合变化，聚合结果可能变化。</w:t>
       </w:r>
       <w:r>
         <w:br/>
@@ -6037,25 +6651,22 @@
               <w:rPr>
                 <w:rFonts w:hint="eastAsia"/>
               </w:rPr>
-              <w:t xml:space="preserve">、渠道列表、成功门店</w:t>
-            </w:r>
-            <w:r>
-              <w:t xml:space="preserve"> </w:t>
-            </w:r>
-            <w:r>
-              <w:rPr>
-                <w:rStyle w:val="VerbatimChar"/>
-              </w:rPr>
-              <w:t xml:space="preserve">shelfStatus</w:t>
-            </w:r>
-            <w:r>
-              <w:t xml:space="preserve"> </w:t>
-            </w:r>
-            <w:r>
-              <w:rPr>
-                <w:rFonts w:hint="eastAsia"/>
-              </w:rPr>
-              <w:t xml:space="preserve">初始值等</w:t>
+              <w:t xml:space="preserve">、各渠道</w:t>
+            </w:r>
+            <w:r>
+              <w:t xml:space="preserve"> </w:t>
+            </w:r>
+            <w:r>
+              <w:rPr>
+                <w:rStyle w:val="VerbatimChar"/>
+              </w:rPr>
+              <w:t xml:space="preserve">channelStatuses</w:t>
+            </w:r>
+            <w:r>
+              <w:rPr>
+                <w:rFonts w:hint="eastAsia"/>
+              </w:rPr>
+              <w:t xml:space="preserve">（含模拟下发结果）等</w:t>
             </w:r>
           </w:p>
         </w:tc>
@@ -6127,6 +6738,89 @@
                 <w:rFonts w:hint="eastAsia"/>
               </w:rPr>
               <w:t xml:space="preserve">键</w:t>
+            </w:r>
+          </w:p>
+        </w:tc>
+      </w:tr>
+      <w:tr>
+        <w:tc>
+          <w:tcPr/>
+          <w:p>
+            <w:pPr>
+              <w:pStyle w:val="Compact"/>
+            </w:pPr>
+            <w:r>
+              <w:rPr>
+                <w:rStyle w:val="VerbatimChar"/>
+                <w:rFonts w:hint="eastAsia"/>
+              </w:rPr>
+              <w:t xml:space="preserve">屏保图片预览产品说明.md</w:t>
+            </w:r>
+          </w:p>
+        </w:tc>
+        <w:tc>
+          <w:tcPr/>
+          <w:p>
+            <w:pPr>
+              <w:pStyle w:val="Compact"/>
+            </w:pPr>
+            <w:r>
+              <w:rPr>
+                <w:rFonts w:hint="eastAsia"/>
+              </w:rPr>
+              <w:t xml:space="preserve">列表缩略图大图预览</w:t>
+            </w:r>
+          </w:p>
+        </w:tc>
+      </w:tr>
+      <w:tr>
+        <w:tc>
+          <w:tcPr/>
+          <w:p>
+            <w:pPr>
+              <w:pStyle w:val="Compact"/>
+            </w:pPr>
+            <w:r>
+              <w:rPr>
+                <w:rStyle w:val="VerbatimChar"/>
+                <w:rFonts w:hint="eastAsia"/>
+              </w:rPr>
+              <w:t xml:space="preserve">下发门店详情产品说明.docx</w:t>
+            </w:r>
+          </w:p>
+        </w:tc>
+        <w:tc>
+          <w:tcPr/>
+          <w:p>
+            <w:pPr>
+              <w:pStyle w:val="Compact"/>
+            </w:pPr>
+            <w:r>
+              <w:t xml:space="preserve">Word </w:t>
+            </w:r>
+            <w:r>
+              <w:rPr>
+                <w:rFonts w:hint="eastAsia"/>
+              </w:rPr>
+              <w:t xml:space="preserve">版（由本</w:t>
+            </w:r>
+            <w:r>
+              <w:t xml:space="preserve"> Markdown </w:t>
+            </w:r>
+            <w:r>
+              <w:rPr>
+                <w:rFonts w:hint="eastAsia"/>
+              </w:rPr>
+              <w:t xml:space="preserve">导出，修订</w:t>
+            </w:r>
+            <w:r>
+              <w:t xml:space="preserve"> md </w:t>
+            </w:r>
+            <w:r>
+              <w:rPr>
+                <w:rFonts w:hint="eastAsia"/>
+              </w:rPr>
+              <w:t xml:space="preserve">后需重新导出）</w:t>
             </w:r>
           </w:p>
         </w:tc>
@@ -6180,6 +6874,119 @@
           <w:iCs/>
         </w:rPr>
         <w:t xml:space="preserve">行为一致；若交互或字段变更，请同步修订本文。</w:t>
+      </w:r>
+    </w:p>
+    <w:p>
+      <w:pPr>
+        <w:pStyle w:val="BodyText"/>
+      </w:pPr>
+      <w:r>
+        <w:rPr>
+          <w:rFonts w:hint="eastAsia"/>
+          <w:i/>
+          <w:iCs/>
+        </w:rPr>
+        <w:t xml:space="preserve">重新生成</w:t>
+      </w:r>
+      <w:r>
+        <w:rPr>
+          <w:i/>
+          <w:iCs/>
+        </w:rPr>
+        <w:t xml:space="preserve"> </w:t>
+      </w:r>
+      <w:r>
+        <w:rPr>
+          <w:rFonts w:hint="eastAsia"/>
+          <w:i/>
+          <w:iCs/>
+        </w:rPr>
+        <w:t xml:space="preserve">Word：在项目目录执行</w:t>
+      </w:r>
+      <w:r>
+        <w:rPr>
+          <w:i/>
+          <w:iCs/>
+        </w:rPr>
+        <w:t xml:space="preserve"> </w:t>
+      </w:r>
+      <w:r>
+        <w:rPr>
+          <w:rStyle w:val="VerbatimChar"/>
+          <w:i/>
+          <w:iCs/>
+        </w:rPr>
+        <w:t xml:space="preserve">python -c "import pypandoc; </w:t>
+      </w:r>
+      <w:r>
+        <w:rPr>
+          <w:rStyle w:val="VerbatimChar"/>
+          <w:rFonts w:hint="eastAsia"/>
+          <w:i/>
+          <w:iCs/>
+        </w:rPr>
+        <w:t xml:space="preserve">pypandoc.convert_file('下发门店详情产品说明.md','docx',outputfile='下发门店详情产品说明.docx',extra_args=['--standalone'])"</w:t>
+      </w:r>
+      <w:r>
+        <w:rPr>
+          <w:rFonts w:hint="eastAsia"/>
+          <w:i/>
+          <w:iCs/>
+        </w:rPr>
+        <w:t xml:space="preserve">（需已安装</w:t>
+      </w:r>
+      <w:r>
+        <w:rPr>
+          <w:i/>
+          <w:iCs/>
+        </w:rPr>
+        <w:t xml:space="preserve"> </w:t>
+      </w:r>
+      <w:r>
+        <w:rPr>
+          <w:rStyle w:val="VerbatimChar"/>
+          <w:i/>
+          <w:iCs/>
+        </w:rPr>
+        <w:t xml:space="preserve">pypandoc</w:t>
+      </w:r>
+      <w:r>
+        <w:rPr>
+          <w:i/>
+          <w:iCs/>
+        </w:rPr>
+        <w:t xml:space="preserve"> </w:t>
+      </w:r>
+      <w:r>
+        <w:rPr>
+          <w:rFonts w:hint="eastAsia"/>
+          <w:i/>
+          <w:iCs/>
+        </w:rPr>
+        <w:t xml:space="preserve">与</w:t>
+      </w:r>
+      <w:r>
+        <w:rPr>
+          <w:i/>
+          <w:iCs/>
+        </w:rPr>
+        <w:t xml:space="preserve"> </w:t>
+      </w:r>
+      <w:r>
+        <w:rPr>
+          <w:rStyle w:val="VerbatimChar"/>
+          <w:i/>
+          <w:iCs/>
+        </w:rPr>
+        <w:t xml:space="preserve">pypandoc_binary</w:t>
+      </w:r>
+      <w:r>
+        <w:rPr>
+          <w:rFonts w:hint="eastAsia"/>
+          <w:i/>
+          <w:iCs/>
+        </w:rPr>
+        <w:t xml:space="preserve">）。</w:t>
       </w:r>
     </w:p>
     <w:bookmarkEnd w:id="34"/>
